--- a/klagomål/A 49043-2025 FSC-klagomål.docx
+++ b/klagomål/A 49043-2025 FSC-klagomål.docx
@@ -673,7 +673,7 @@
     <w:r>
       <w:tab/>
       <w:tab/>
-      <w:t>2025-10-16</w:t>
+      <w:t>2025-10-17</w:t>
       <w:br/>
       <w:br/>
     </w:r>

--- a/klagomål/A 49043-2025 FSC-klagomål.docx
+++ b/klagomål/A 49043-2025 FSC-klagomål.docx
@@ -673,7 +673,7 @@
     <w:r>
       <w:tab/>
       <w:tab/>
-      <w:t>2025-10-17</w:t>
+      <w:t>2025-10-18</w:t>
       <w:br/>
       <w:br/>
     </w:r>

--- a/klagomål/A 49043-2025 FSC-klagomål.docx
+++ b/klagomål/A 49043-2025 FSC-klagomål.docx
@@ -673,7 +673,7 @@
     <w:r>
       <w:tab/>
       <w:tab/>
-      <w:t>2025-10-18</w:t>
+      <w:t>2025-10-19</w:t>
       <w:br/>
       <w:br/>
     </w:r>

--- a/klagomål/A 49043-2025 FSC-klagomål.docx
+++ b/klagomål/A 49043-2025 FSC-klagomål.docx
@@ -673,7 +673,7 @@
     <w:r>
       <w:tab/>
       <w:tab/>
-      <w:t>2025-10-19</w:t>
+      <w:t>2025-10-20</w:t>
       <w:br/>
       <w:br/>
     </w:r>

--- a/klagomål/A 49043-2025 FSC-klagomål.docx
+++ b/klagomål/A 49043-2025 FSC-klagomål.docx
@@ -673,7 +673,7 @@
     <w:r>
       <w:tab/>
       <w:tab/>
-      <w:t>2025-10-20</w:t>
+      <w:t>2025-10-21</w:t>
       <w:br/>
       <w:br/>
     </w:r>

--- a/klagomål/A 49043-2025 FSC-klagomål.docx
+++ b/klagomål/A 49043-2025 FSC-klagomål.docx
@@ -673,7 +673,7 @@
     <w:r>
       <w:tab/>
       <w:tab/>
-      <w:t>2025-10-21</w:t>
+      <w:t>2025-10-22</w:t>
       <w:br/>
       <w:br/>
     </w:r>

--- a/klagomål/A 49043-2025 FSC-klagomål.docx
+++ b/klagomål/A 49043-2025 FSC-klagomål.docx
@@ -673,7 +673,7 @@
     <w:r>
       <w:tab/>
       <w:tab/>
-      <w:t>2025-10-22</w:t>
+      <w:t>2025-10-23</w:t>
       <w:br/>
       <w:br/>
     </w:r>

--- a/klagomål/A 49043-2025 FSC-klagomål.docx
+++ b/klagomål/A 49043-2025 FSC-klagomål.docx
@@ -673,7 +673,7 @@
     <w:r>
       <w:tab/>
       <w:tab/>
-      <w:t>2025-10-23</w:t>
+      <w:t>2025-10-24</w:t>
       <w:br/>
       <w:br/>
     </w:r>

--- a/klagomål/A 49043-2025 FSC-klagomål.docx
+++ b/klagomål/A 49043-2025 FSC-klagomål.docx
@@ -673,7 +673,7 @@
     <w:r>
       <w:tab/>
       <w:tab/>
-      <w:t>2025-10-24</w:t>
+      <w:t>2025-10-25</w:t>
       <w:br/>
       <w:br/>
     </w:r>

--- a/klagomål/A 49043-2025 FSC-klagomål.docx
+++ b/klagomål/A 49043-2025 FSC-klagomål.docx
@@ -673,7 +673,7 @@
     <w:r>
       <w:tab/>
       <w:tab/>
-      <w:t>2025-10-25</w:t>
+      <w:t>2025-10-26</w:t>
       <w:br/>
       <w:br/>
     </w:r>

--- a/klagomål/A 49043-2025 FSC-klagomål.docx
+++ b/klagomål/A 49043-2025 FSC-klagomål.docx
@@ -673,7 +673,7 @@
     <w:r>
       <w:tab/>
       <w:tab/>
-      <w:t>2025-10-26</w:t>
+      <w:t>2025-10-27</w:t>
       <w:br/>
       <w:br/>
     </w:r>

--- a/klagomål/A 49043-2025 FSC-klagomål.docx
+++ b/klagomål/A 49043-2025 FSC-klagomål.docx
@@ -673,7 +673,7 @@
     <w:r>
       <w:tab/>
       <w:tab/>
-      <w:t>2025-10-27</w:t>
+      <w:t>2025-10-28</w:t>
       <w:br/>
       <w:br/>
     </w:r>

--- a/klagomål/A 49043-2025 FSC-klagomål.docx
+++ b/klagomål/A 49043-2025 FSC-klagomål.docx
@@ -673,7 +673,7 @@
     <w:r>
       <w:tab/>
       <w:tab/>
-      <w:t>2025-10-28</w:t>
+      <w:t>2025-10-29</w:t>
       <w:br/>
       <w:br/>
     </w:r>

--- a/klagomål/A 49043-2025 FSC-klagomål.docx
+++ b/klagomål/A 49043-2025 FSC-klagomål.docx
@@ -673,7 +673,7 @@
     <w:r>
       <w:tab/>
       <w:tab/>
-      <w:t>2025-10-29</w:t>
+      <w:t>2025-10-30</w:t>
       <w:br/>
       <w:br/>
     </w:r>

--- a/klagomål/A 49043-2025 FSC-klagomål.docx
+++ b/klagomål/A 49043-2025 FSC-klagomål.docx
@@ -673,7 +673,7 @@
     <w:r>
       <w:tab/>
       <w:tab/>
-      <w:t>2025-10-30</w:t>
+      <w:t>2025-10-31</w:t>
       <w:br/>
       <w:br/>
     </w:r>

--- a/klagomål/A 49043-2025 FSC-klagomål.docx
+++ b/klagomål/A 49043-2025 FSC-klagomål.docx
@@ -673,7 +673,7 @@
     <w:r>
       <w:tab/>
       <w:tab/>
-      <w:t>2025-10-31</w:t>
+      <w:t>2025-11-01</w:t>
       <w:br/>
       <w:br/>
     </w:r>

--- a/klagomål/A 49043-2025 FSC-klagomål.docx
+++ b/klagomål/A 49043-2025 FSC-klagomål.docx
@@ -673,7 +673,7 @@
     <w:r>
       <w:tab/>
       <w:tab/>
-      <w:t>2025-11-01</w:t>
+      <w:t>2025-11-02</w:t>
       <w:br/>
       <w:br/>
     </w:r>

--- a/klagomål/A 49043-2025 FSC-klagomål.docx
+++ b/klagomål/A 49043-2025 FSC-klagomål.docx
@@ -673,7 +673,7 @@
     <w:r>
       <w:tab/>
       <w:tab/>
-      <w:t>2025-11-02</w:t>
+      <w:t>2025-11-03</w:t>
       <w:br/>
       <w:br/>
     </w:r>

--- a/klagomål/A 49043-2025 FSC-klagomål.docx
+++ b/klagomål/A 49043-2025 FSC-klagomål.docx
@@ -673,7 +673,7 @@
     <w:r>
       <w:tab/>
       <w:tab/>
-      <w:t>2025-11-03</w:t>
+      <w:t>2025-11-04</w:t>
       <w:br/>
       <w:br/>
     </w:r>

--- a/klagomål/A 49043-2025 FSC-klagomål.docx
+++ b/klagomål/A 49043-2025 FSC-klagomål.docx
@@ -673,7 +673,7 @@
     <w:r>
       <w:tab/>
       <w:tab/>
-      <w:t>2025-11-04</w:t>
+      <w:t>2025-11-05</w:t>
       <w:br/>
       <w:br/>
     </w:r>

--- a/klagomål/A 49043-2025 FSC-klagomål.docx
+++ b/klagomål/A 49043-2025 FSC-klagomål.docx
@@ -673,7 +673,7 @@
     <w:r>
       <w:tab/>
       <w:tab/>
-      <w:t>2025-11-05</w:t>
+      <w:t>2025-11-06</w:t>
       <w:br/>
       <w:br/>
     </w:r>

--- a/klagomål/A 49043-2025 FSC-klagomål.docx
+++ b/klagomål/A 49043-2025 FSC-klagomål.docx
@@ -673,7 +673,7 @@
     <w:r>
       <w:tab/>
       <w:tab/>
-      <w:t>2025-11-06</w:t>
+      <w:t>2025-11-07</w:t>
       <w:br/>
       <w:br/>
     </w:r>

--- a/klagomål/A 49043-2025 FSC-klagomål.docx
+++ b/klagomål/A 49043-2025 FSC-klagomål.docx
@@ -673,7 +673,7 @@
     <w:r>
       <w:tab/>
       <w:tab/>
-      <w:t>2025-11-07</w:t>
+      <w:t>2025-11-08</w:t>
       <w:br/>
       <w:br/>
     </w:r>

--- a/klagomål/A 49043-2025 FSC-klagomål.docx
+++ b/klagomål/A 49043-2025 FSC-klagomål.docx
@@ -673,7 +673,7 @@
     <w:r>
       <w:tab/>
       <w:tab/>
-      <w:t>2025-11-08</w:t>
+      <w:t>2025-11-09</w:t>
       <w:br/>
       <w:br/>
     </w:r>

--- a/klagomål/A 49043-2025 FSC-klagomål.docx
+++ b/klagomål/A 49043-2025 FSC-klagomål.docx
@@ -673,7 +673,7 @@
     <w:r>
       <w:tab/>
       <w:tab/>
-      <w:t>2025-11-09</w:t>
+      <w:t>2025-11-10</w:t>
       <w:br/>
       <w:br/>
     </w:r>

--- a/klagomål/A 49043-2025 FSC-klagomål.docx
+++ b/klagomål/A 49043-2025 FSC-klagomål.docx
@@ -673,7 +673,7 @@
     <w:r>
       <w:tab/>
       <w:tab/>
-      <w:t>2025-11-10</w:t>
+      <w:t>2025-11-11</w:t>
       <w:br/>
       <w:br/>
     </w:r>

--- a/klagomål/A 49043-2025 FSC-klagomål.docx
+++ b/klagomål/A 49043-2025 FSC-klagomål.docx
@@ -673,7 +673,7 @@
     <w:r>
       <w:tab/>
       <w:tab/>
-      <w:t>2025-11-11</w:t>
+      <w:t>2025-11-12</w:t>
       <w:br/>
       <w:br/>
     </w:r>

--- a/klagomål/A 49043-2025 FSC-klagomål.docx
+++ b/klagomål/A 49043-2025 FSC-klagomål.docx
@@ -673,7 +673,7 @@
     <w:r>
       <w:tab/>
       <w:tab/>
-      <w:t>2025-11-12</w:t>
+      <w:t>2025-11-13</w:t>
       <w:br/>
       <w:br/>
     </w:r>

--- a/klagomål/A 49043-2025 FSC-klagomål.docx
+++ b/klagomål/A 49043-2025 FSC-klagomål.docx
@@ -673,7 +673,7 @@
     <w:r>
       <w:tab/>
       <w:tab/>
-      <w:t>2025-11-13</w:t>
+      <w:t>2025-11-14</w:t>
       <w:br/>
       <w:br/>
     </w:r>

--- a/klagomål/A 49043-2025 FSC-klagomål.docx
+++ b/klagomål/A 49043-2025 FSC-klagomål.docx
@@ -673,7 +673,7 @@
     <w:r>
       <w:tab/>
       <w:tab/>
-      <w:t>2025-11-14</w:t>
+      <w:t>2025-11-15</w:t>
       <w:br/>
       <w:br/>
     </w:r>

--- a/klagomål/A 49043-2025 FSC-klagomål.docx
+++ b/klagomål/A 49043-2025 FSC-klagomål.docx
@@ -673,7 +673,7 @@
     <w:r>
       <w:tab/>
       <w:tab/>
-      <w:t>2025-11-15</w:t>
+      <w:t>2025-11-20</w:t>
       <w:br/>
       <w:br/>
     </w:r>

--- a/klagomål/A 49043-2025 FSC-klagomål.docx
+++ b/klagomål/A 49043-2025 FSC-klagomål.docx
@@ -673,7 +673,7 @@
     <w:r>
       <w:tab/>
       <w:tab/>
-      <w:t>2025-11-20</w:t>
+      <w:t>2025-11-21</w:t>
       <w:br/>
       <w:br/>
     </w:r>

--- a/klagomål/A 49043-2025 FSC-klagomål.docx
+++ b/klagomål/A 49043-2025 FSC-klagomål.docx
@@ -673,7 +673,7 @@
     <w:r>
       <w:tab/>
       <w:tab/>
-      <w:t>2025-11-21</w:t>
+      <w:t>2025-11-22</w:t>
       <w:br/>
       <w:br/>
     </w:r>

--- a/klagomål/A 49043-2025 FSC-klagomål.docx
+++ b/klagomål/A 49043-2025 FSC-klagomål.docx
@@ -673,7 +673,7 @@
     <w:r>
       <w:tab/>
       <w:tab/>
-      <w:t>2025-11-22</w:t>
+      <w:t>2025-11-23</w:t>
       <w:br/>
       <w:br/>
     </w:r>

--- a/klagomål/A 49043-2025 FSC-klagomål.docx
+++ b/klagomål/A 49043-2025 FSC-klagomål.docx
@@ -673,7 +673,7 @@
     <w:r>
       <w:tab/>
       <w:tab/>
-      <w:t>2025-11-23</w:t>
+      <w:t>2025-11-24</w:t>
       <w:br/>
       <w:br/>
     </w:r>

--- a/klagomål/A 49043-2025 FSC-klagomål.docx
+++ b/klagomål/A 49043-2025 FSC-klagomål.docx
@@ -673,7 +673,7 @@
     <w:r>
       <w:tab/>
       <w:tab/>
-      <w:t>2025-11-24</w:t>
+      <w:t>2025-11-25</w:t>
       <w:br/>
       <w:br/>
     </w:r>

--- a/klagomål/A 49043-2025 FSC-klagomål.docx
+++ b/klagomål/A 49043-2025 FSC-klagomål.docx
@@ -673,7 +673,7 @@
     <w:r>
       <w:tab/>
       <w:tab/>
-      <w:t>2025-11-25</w:t>
+      <w:t>2025-11-26</w:t>
       <w:br/>
       <w:br/>
     </w:r>

--- a/klagomål/A 49043-2025 FSC-klagomål.docx
+++ b/klagomål/A 49043-2025 FSC-klagomål.docx
@@ -673,7 +673,7 @@
     <w:r>
       <w:tab/>
       <w:tab/>
-      <w:t>2025-11-26</w:t>
+      <w:t>2025-11-27</w:t>
       <w:br/>
       <w:br/>
     </w:r>

--- a/klagomål/A 49043-2025 FSC-klagomål.docx
+++ b/klagomål/A 49043-2025 FSC-klagomål.docx
@@ -673,7 +673,7 @@
     <w:r>
       <w:tab/>
       <w:tab/>
-      <w:t>2025-11-27</w:t>
+      <w:t>2025-11-28</w:t>
       <w:br/>
       <w:br/>
     </w:r>

--- a/klagomål/A 49043-2025 FSC-klagomål.docx
+++ b/klagomål/A 49043-2025 FSC-klagomål.docx
@@ -673,7 +673,7 @@
     <w:r>
       <w:tab/>
       <w:tab/>
-      <w:t>2025-11-28</w:t>
+      <w:t>2025-11-29</w:t>
       <w:br/>
       <w:br/>
     </w:r>

--- a/klagomål/A 49043-2025 FSC-klagomål.docx
+++ b/klagomål/A 49043-2025 FSC-klagomål.docx
@@ -673,7 +673,7 @@
     <w:r>
       <w:tab/>
       <w:tab/>
-      <w:t>2025-11-29</w:t>
+      <w:t>2025-11-30</w:t>
       <w:br/>
       <w:br/>
     </w:r>

--- a/klagomål/A 49043-2025 FSC-klagomål.docx
+++ b/klagomål/A 49043-2025 FSC-klagomål.docx
@@ -673,7 +673,7 @@
     <w:r>
       <w:tab/>
       <w:tab/>
-      <w:t>2025-11-30</w:t>
+      <w:t>2025-12-01</w:t>
       <w:br/>
       <w:br/>
     </w:r>

--- a/klagomål/A 49043-2025 FSC-klagomål.docx
+++ b/klagomål/A 49043-2025 FSC-klagomål.docx
@@ -673,7 +673,7 @@
     <w:r>
       <w:tab/>
       <w:tab/>
-      <w:t>2025-12-01</w:t>
+      <w:t>2025-12-02</w:t>
       <w:br/>
       <w:br/>
     </w:r>

--- a/klagomål/A 49043-2025 FSC-klagomål.docx
+++ b/klagomål/A 49043-2025 FSC-klagomål.docx
@@ -673,7 +673,7 @@
     <w:r>
       <w:tab/>
       <w:tab/>
-      <w:t>2025-12-02</w:t>
+      <w:t>2025-12-03</w:t>
       <w:br/>
       <w:br/>
     </w:r>

--- a/klagomål/A 49043-2025 FSC-klagomål.docx
+++ b/klagomål/A 49043-2025 FSC-klagomål.docx
@@ -673,7 +673,7 @@
     <w:r>
       <w:tab/>
       <w:tab/>
-      <w:t>2025-12-03</w:t>
+      <w:t>2025-12-04</w:t>
       <w:br/>
       <w:br/>
     </w:r>

--- a/klagomål/A 49043-2025 FSC-klagomål.docx
+++ b/klagomål/A 49043-2025 FSC-klagomål.docx
@@ -673,7 +673,7 @@
     <w:r>
       <w:tab/>
       <w:tab/>
-      <w:t>2025-12-04</w:t>
+      <w:t>2025-12-05</w:t>
       <w:br/>
       <w:br/>
     </w:r>

--- a/klagomål/A 49043-2025 FSC-klagomål.docx
+++ b/klagomål/A 49043-2025 FSC-klagomål.docx
@@ -673,7 +673,7 @@
     <w:r>
       <w:tab/>
       <w:tab/>
-      <w:t>2025-12-05</w:t>
+      <w:t>2025-12-06</w:t>
       <w:br/>
       <w:br/>
     </w:r>

--- a/klagomål/A 49043-2025 FSC-klagomål.docx
+++ b/klagomål/A 49043-2025 FSC-klagomål.docx
@@ -673,7 +673,7 @@
     <w:r>
       <w:tab/>
       <w:tab/>
-      <w:t>2025-12-06</w:t>
+      <w:t>2025-12-07</w:t>
       <w:br/>
       <w:br/>
     </w:r>

--- a/klagomål/A 49043-2025 FSC-klagomål.docx
+++ b/klagomål/A 49043-2025 FSC-klagomål.docx
@@ -673,7 +673,7 @@
     <w:r>
       <w:tab/>
       <w:tab/>
-      <w:t>2025-12-07</w:t>
+      <w:t>2025-12-08</w:t>
       <w:br/>
       <w:br/>
     </w:r>

--- a/klagomål/A 49043-2025 FSC-klagomål.docx
+++ b/klagomål/A 49043-2025 FSC-klagomål.docx
@@ -673,7 +673,7 @@
     <w:r>
       <w:tab/>
       <w:tab/>
-      <w:t>2025-12-08</w:t>
+      <w:t>2025-12-09</w:t>
       <w:br/>
       <w:br/>
     </w:r>

--- a/klagomål/A 49043-2025 FSC-klagomål.docx
+++ b/klagomål/A 49043-2025 FSC-klagomål.docx
@@ -673,7 +673,7 @@
     <w:r>
       <w:tab/>
       <w:tab/>
-      <w:t>2025-12-09</w:t>
+      <w:t>2025-12-10</w:t>
       <w:br/>
       <w:br/>
     </w:r>

--- a/klagomål/A 49043-2025 FSC-klagomål.docx
+++ b/klagomål/A 49043-2025 FSC-klagomål.docx
@@ -673,7 +673,7 @@
     <w:r>
       <w:tab/>
       <w:tab/>
-      <w:t>2025-12-10</w:t>
+      <w:t>2025-12-11</w:t>
       <w:br/>
       <w:br/>
     </w:r>

--- a/klagomål/A 49043-2025 FSC-klagomål.docx
+++ b/klagomål/A 49043-2025 FSC-klagomål.docx
@@ -673,7 +673,7 @@
     <w:r>
       <w:tab/>
       <w:tab/>
-      <w:t>2025-12-11</w:t>
+      <w:t>2025-12-12</w:t>
       <w:br/>
       <w:br/>
     </w:r>

--- a/klagomål/A 49043-2025 FSC-klagomål.docx
+++ b/klagomål/A 49043-2025 FSC-klagomål.docx
@@ -673,7 +673,7 @@
     <w:r>
       <w:tab/>
       <w:tab/>
-      <w:t>2025-12-12</w:t>
+      <w:t>2025-12-13</w:t>
       <w:br/>
       <w:br/>
     </w:r>

--- a/klagomål/A 49043-2025 FSC-klagomål.docx
+++ b/klagomål/A 49043-2025 FSC-klagomål.docx
@@ -673,7 +673,7 @@
     <w:r>
       <w:tab/>
       <w:tab/>
-      <w:t>2025-12-19</w:t>
+      <w:t>2025-12-20</w:t>
       <w:br/>
       <w:br/>
     </w:r>

--- a/klagomål/A 49043-2025 FSC-klagomål.docx
+++ b/klagomål/A 49043-2025 FSC-klagomål.docx
@@ -673,7 +673,7 @@
     <w:r>
       <w:tab/>
       <w:tab/>
-      <w:t>2025-12-20</w:t>
+      <w:t>2025-12-21</w:t>
       <w:br/>
       <w:br/>
     </w:r>

--- a/klagomål/A 49043-2025 FSC-klagomål.docx
+++ b/klagomål/A 49043-2025 FSC-klagomål.docx
@@ -673,7 +673,7 @@
     <w:r>
       <w:tab/>
       <w:tab/>
-      <w:t>2025-12-21</w:t>
+      <w:t>2025-12-22</w:t>
       <w:br/>
       <w:br/>
     </w:r>

--- a/klagomål/A 49043-2025 FSC-klagomål.docx
+++ b/klagomål/A 49043-2025 FSC-klagomål.docx
@@ -673,7 +673,7 @@
     <w:r>
       <w:tab/>
       <w:tab/>
-      <w:t>2025-12-22</w:t>
+      <w:t>2025-12-26</w:t>
       <w:br/>
       <w:br/>
     </w:r>

--- a/klagomål/A 49043-2025 FSC-klagomål.docx
+++ b/klagomål/A 49043-2025 FSC-klagomål.docx
@@ -673,7 +673,7 @@
     <w:r>
       <w:tab/>
       <w:tab/>
-      <w:t>2026-01-03</w:t>
+      <w:t>2026-01-04</w:t>
       <w:br/>
       <w:br/>
     </w:r>

--- a/klagomål/A 49043-2025 FSC-klagomål.docx
+++ b/klagomål/A 49043-2025 FSC-klagomål.docx
@@ -673,7 +673,7 @@
     <w:r>
       <w:tab/>
       <w:tab/>
-      <w:t>2026-01-07</w:t>
+      <w:t>2026-01-08</w:t>
       <w:br/>
       <w:br/>
     </w:r>

--- a/klagomål/A 49043-2025 FSC-klagomål.docx
+++ b/klagomål/A 49043-2025 FSC-klagomål.docx
@@ -673,7 +673,7 @@
     <w:r>
       <w:tab/>
       <w:tab/>
-      <w:t>2026-01-08</w:t>
+      <w:t>2026-01-09</w:t>
       <w:br/>
       <w:br/>
     </w:r>

--- a/klagomål/A 49043-2025 FSC-klagomål.docx
+++ b/klagomål/A 49043-2025 FSC-klagomål.docx
@@ -673,7 +673,7 @@
     <w:r>
       <w:tab/>
       <w:tab/>
-      <w:t>2026-01-09</w:t>
+      <w:t>2026-01-10</w:t>
       <w:br/>
       <w:br/>
     </w:r>

--- a/klagomål/A 49043-2025 FSC-klagomål.docx
+++ b/klagomål/A 49043-2025 FSC-klagomål.docx
@@ -673,7 +673,7 @@
     <w:r>
       <w:tab/>
       <w:tab/>
-      <w:t>2026-01-10</w:t>
+      <w:t>2026-01-11</w:t>
       <w:br/>
       <w:br/>
     </w:r>

--- a/klagomål/A 49043-2025 FSC-klagomål.docx
+++ b/klagomål/A 49043-2025 FSC-klagomål.docx
@@ -673,7 +673,7 @@
     <w:r>
       <w:tab/>
       <w:tab/>
-      <w:t>2026-01-11</w:t>
+      <w:t>2026-01-12</w:t>
       <w:br/>
       <w:br/>
     </w:r>

--- a/klagomål/A 49043-2025 FSC-klagomål.docx
+++ b/klagomål/A 49043-2025 FSC-klagomål.docx
@@ -673,7 +673,7 @@
     <w:r>
       <w:tab/>
       <w:tab/>
-      <w:t>2026-01-12</w:t>
+      <w:t>2026-01-13</w:t>
       <w:br/>
       <w:br/>
     </w:r>

--- a/klagomål/A 49043-2025 FSC-klagomål.docx
+++ b/klagomål/A 49043-2025 FSC-klagomål.docx
@@ -673,7 +673,7 @@
     <w:r>
       <w:tab/>
       <w:tab/>
-      <w:t>2026-01-13</w:t>
+      <w:t>2026-01-14</w:t>
       <w:br/>
       <w:br/>
     </w:r>

--- a/klagomål/A 49043-2025 FSC-klagomål.docx
+++ b/klagomål/A 49043-2025 FSC-klagomål.docx
@@ -673,7 +673,7 @@
     <w:r>
       <w:tab/>
       <w:tab/>
-      <w:t>2026-01-14</w:t>
+      <w:t>2026-01-15</w:t>
       <w:br/>
       <w:br/>
     </w:r>

--- a/klagomål/A 49043-2025 FSC-klagomål.docx
+++ b/klagomål/A 49043-2025 FSC-klagomål.docx
@@ -673,7 +673,7 @@
     <w:r>
       <w:tab/>
       <w:tab/>
-      <w:t>2026-01-15</w:t>
+      <w:t>2026-01-16</w:t>
       <w:br/>
       <w:br/>
     </w:r>

--- a/klagomål/A 49043-2025 FSC-klagomål.docx
+++ b/klagomål/A 49043-2025 FSC-klagomål.docx
@@ -673,7 +673,7 @@
     <w:r>
       <w:tab/>
       <w:tab/>
-      <w:t>2026-01-16</w:t>
+      <w:t>2026-01-17</w:t>
       <w:br/>
       <w:br/>
     </w:r>

--- a/klagomål/A 49043-2025 FSC-klagomål.docx
+++ b/klagomål/A 49043-2025 FSC-klagomål.docx
@@ -673,7 +673,7 @@
     <w:r>
       <w:tab/>
       <w:tab/>
-      <w:t>2026-01-17</w:t>
+      <w:t>2026-01-18</w:t>
       <w:br/>
       <w:br/>
     </w:r>

--- a/klagomål/A 49043-2025 FSC-klagomål.docx
+++ b/klagomål/A 49043-2025 FSC-klagomål.docx
@@ -673,7 +673,7 @@
     <w:r>
       <w:tab/>
       <w:tab/>
-      <w:t>2026-01-18</w:t>
+      <w:t>2026-01-19</w:t>
       <w:br/>
       <w:br/>
     </w:r>

--- a/klagomål/A 49043-2025 FSC-klagomål.docx
+++ b/klagomål/A 49043-2025 FSC-klagomål.docx
@@ -673,7 +673,7 @@
     <w:r>
       <w:tab/>
       <w:tab/>
-      <w:t>2026-01-19</w:t>
+      <w:t>2026-01-20</w:t>
       <w:br/>
       <w:br/>
     </w:r>

--- a/klagomål/A 49043-2025 FSC-klagomål.docx
+++ b/klagomål/A 49043-2025 FSC-klagomål.docx
@@ -673,7 +673,7 @@
     <w:r>
       <w:tab/>
       <w:tab/>
-      <w:t>2026-01-20</w:t>
+      <w:t>2026-01-21</w:t>
       <w:br/>
       <w:br/>
     </w:r>

--- a/klagomål/A 49043-2025 FSC-klagomål.docx
+++ b/klagomål/A 49043-2025 FSC-klagomål.docx
@@ -673,7 +673,7 @@
     <w:r>
       <w:tab/>
       <w:tab/>
-      <w:t>2026-01-21</w:t>
+      <w:t>2026-01-23</w:t>
       <w:br/>
       <w:br/>
     </w:r>

--- a/klagomål/A 49043-2025 FSC-klagomål.docx
+++ b/klagomål/A 49043-2025 FSC-klagomål.docx
@@ -673,7 +673,7 @@
     <w:r>
       <w:tab/>
       <w:tab/>
-      <w:t>2026-01-23</w:t>
+      <w:t>2026-01-24</w:t>
       <w:br/>
       <w:br/>
     </w:r>

--- a/klagomål/A 49043-2025 FSC-klagomål.docx
+++ b/klagomål/A 49043-2025 FSC-klagomål.docx
@@ -673,7 +673,7 @@
     <w:r>
       <w:tab/>
       <w:tab/>
-      <w:t>2026-01-24</w:t>
+      <w:t>2026-01-25</w:t>
       <w:br/>
       <w:br/>
     </w:r>

--- a/klagomål/A 49043-2025 FSC-klagomål.docx
+++ b/klagomål/A 49043-2025 FSC-klagomål.docx
@@ -673,7 +673,7 @@
     <w:r>
       <w:tab/>
       <w:tab/>
-      <w:t>2026-01-25</w:t>
+      <w:t>2026-01-26</w:t>
       <w:br/>
       <w:br/>
     </w:r>

--- a/klagomål/A 49043-2025 FSC-klagomål.docx
+++ b/klagomål/A 49043-2025 FSC-klagomål.docx
@@ -673,7 +673,7 @@
     <w:r>
       <w:tab/>
       <w:tab/>
-      <w:t>2026-01-26</w:t>
+      <w:t>2026-01-27</w:t>
       <w:br/>
       <w:br/>
     </w:r>

--- a/klagomål/A 49043-2025 FSC-klagomål.docx
+++ b/klagomål/A 49043-2025 FSC-klagomål.docx
@@ -673,7 +673,7 @@
     <w:r>
       <w:tab/>
       <w:tab/>
-      <w:t>2026-01-27</w:t>
+      <w:t>2026-01-28</w:t>
       <w:br/>
       <w:br/>
     </w:r>

--- a/klagomål/A 49043-2025 FSC-klagomål.docx
+++ b/klagomål/A 49043-2025 FSC-klagomål.docx
@@ -112,7 +112,7 @@
         <w:pStyle w:val="ListBullet"/>
       </w:pPr>
       <w:r>
-        <w:t>Om ett ombud (tex Norra skog eller Mellanskog) avverkningsanmäler en skog med naturvärden motsvarande nyckelbiotops kvalité men markägaren inte är FSC certifierad, bör du skicka in ett FSC kontrollerat virke klagomål. Då ska klagomålet skickas till ombudsföretaget.</w:t>
+        <w:t>Om ett ombud (tex Norra skog eller Mellanskog) avverkningsanmäler en skog med naturvärden motsvarande nyckelbiotops kvalitet men markägaren inte är FSC certifierad, bör du skicka in ett FSC kontrollerat virke klagomål. Då ska klagomålet skickas till ombudsföretaget.</w:t>
       </w:r>
     </w:p>
     <w:p>
@@ -254,7 +254,16 @@
         <w:t>Kolflarnlav (NT)</w:t>
       </w:r>
       <w:r>
-        <w:t xml:space="preserve"> är brandberoende och växer nästan uteslutande på kolad hård kärnved av tall. Etableringen verkar ske först 100–300 år efter brand och nytt substrat nybildas i mycket begränsad omfattning. Avverkning av tallskog av naturskogskaraktär med spår av återkommande bränder är ett hot och mängden lämplig ved att växa på för arten minskar dels på grund av naturlig nedbrytning men framförallt på grund av att det förstörs i samband med slutavverkningar, gallringar och markberedning. Såväl kolflarnlav som mörk kolflarnlav har glänsande bålfjäll och förekommer främst i tall- och blandbarrskogar av naturskogskaraktär med spår av återkommande bränder. Skogar som dessa hyser höga biologiska värden och bör skyddas (SLU Artdatabanken, 2024).</w:t>
+        <w:t xml:space="preserve"> är brandberoende och växer nästan uteslutande på kolad hård kärnved av tall. Etableringen verkar ske först 100–300 år efter brand och nytt substrat nybildas i mycket begränsad omfattning. Avverkning av tallskog av naturskogskaraktär med spår av återkommande bränder är ett hot och mängden lämplig ved att växa på för arten minskar dels på grund av naturlig nedbrytning men framförallt på grund av att det förstörs i samband med slutavverkningar, gallringar och markberedning. Såväl kolflarnlav som mörk kolflarnlav har glänsande bålfjäll och förekommer främst i tall- och blandbarrskogar av naturskogskaraktär med spår av återkommande bränder. Skogar som dessa hyser höga biologiska värden och bör skyddas. Kolflarnlav är typisk art för </w:t>
+      </w:r>
+      <w:r>
+        <w:rPr>
+          <w:i/>
+        </w:rPr>
+        <w:t>9010 Taiga</w:t>
+      </w:r>
+      <w:r>
+        <w:t xml:space="preserve"> (SLU Artdatabanken, 2024).</w:t>
       </w:r>
     </w:p>
     <w:p>
@@ -673,7 +682,7 @@
     <w:r>
       <w:tab/>
       <w:tab/>
-      <w:t>2026-01-28</w:t>
+      <w:t>2026-01-29</w:t>
       <w:br/>
       <w:br/>
     </w:r>

--- a/klagomål/A 49043-2025 FSC-klagomål.docx
+++ b/klagomål/A 49043-2025 FSC-klagomål.docx
@@ -682,7 +682,7 @@
     <w:r>
       <w:tab/>
       <w:tab/>
-      <w:t>2026-01-29</w:t>
+      <w:t>2026-01-30</w:t>
       <w:br/>
       <w:br/>
     </w:r>

--- a/klagomål/A 49043-2025 FSC-klagomål.docx
+++ b/klagomål/A 49043-2025 FSC-klagomål.docx
@@ -682,7 +682,7 @@
     <w:r>
       <w:tab/>
       <w:tab/>
-      <w:t>2026-01-30</w:t>
+      <w:t>2026-01-31</w:t>
       <w:br/>
       <w:br/>
     </w:r>
